--- a/Module 8/Module 8.2 Assignment/Baldree_8.2Assignment_CSD420.docx
+++ b/Module 8/Module 8.2 Assignment/Baldree_8.2Assignment_CSD420.docx
@@ -50,10 +50,10 @@
           <w:noProof/>
         </w:rPr>
         <w:drawing>
-          <wp:inline distT="0" distB="0" distL="0" distR="0" wp14:anchorId="2B3329E9" wp14:editId="54C8443F">
-            <wp:extent cx="5943600" cy="3853180"/>
+          <wp:inline distT="0" distB="0" distL="0" distR="0" wp14:anchorId="184CDF01" wp14:editId="5BC1B075">
+            <wp:extent cx="5943600" cy="4526280"/>
             <wp:effectExtent l="0" t="0" r="0" b="0"/>
-            <wp:docPr id="684334804" name="Picture 1"/>
+            <wp:docPr id="1010648754" name="Picture 5"/>
             <wp:cNvGraphicFramePr>
               <a:graphicFrameLocks xmlns:a="http://schemas.openxmlformats.org/drawingml/2006/main" noChangeAspect="1"/>
             </wp:cNvGraphicFramePr>
@@ -61,7 +61,7 @@
               <a:graphicData uri="http://schemas.openxmlformats.org/drawingml/2006/picture">
                 <pic:pic xmlns:pic="http://schemas.openxmlformats.org/drawingml/2006/picture">
                   <pic:nvPicPr>
-                    <pic:cNvPr id="684334804" name="Picture 684334804"/>
+                    <pic:cNvPr id="1010648754" name="Picture 1010648754"/>
                     <pic:cNvPicPr/>
                   </pic:nvPicPr>
                   <pic:blipFill>
@@ -79,7 +79,7 @@
                   <pic:spPr>
                     <a:xfrm>
                       <a:off x="0" y="0"/>
-                      <a:ext cx="5943600" cy="3853180"/>
+                      <a:ext cx="5943600" cy="4526280"/>
                     </a:xfrm>
                     <a:prstGeom prst="rect">
                       <a:avLst/>
@@ -99,10 +99,10 @@
         </w:rPr>
         <w:lastRenderedPageBreak/>
         <w:drawing>
-          <wp:inline distT="0" distB="0" distL="0" distR="0" wp14:anchorId="37F9D1BE" wp14:editId="0235609E">
-            <wp:extent cx="5943600" cy="2151380"/>
+          <wp:inline distT="0" distB="0" distL="0" distR="0" wp14:anchorId="150BAA6C" wp14:editId="76043475">
+            <wp:extent cx="5943600" cy="3091180"/>
             <wp:effectExtent l="0" t="0" r="0" b="0"/>
-            <wp:docPr id="737771132" name="Picture 2"/>
+            <wp:docPr id="912056762" name="Picture 6"/>
             <wp:cNvGraphicFramePr>
               <a:graphicFrameLocks xmlns:a="http://schemas.openxmlformats.org/drawingml/2006/main" noChangeAspect="1"/>
             </wp:cNvGraphicFramePr>
@@ -110,11 +110,11 @@
               <a:graphicData uri="http://schemas.openxmlformats.org/drawingml/2006/picture">
                 <pic:pic xmlns:pic="http://schemas.openxmlformats.org/drawingml/2006/picture">
                   <pic:nvPicPr>
-                    <pic:cNvPr id="737771132" name="Picture 737771132"/>
+                    <pic:cNvPr id="912056762" name="Picture 912056762"/>
                     <pic:cNvPicPr/>
                   </pic:nvPicPr>
                   <pic:blipFill>
-                    <a:blip r:embed="rId6" cstate="print">
+                    <a:blip r:embed="rId6">
                       <a:extLst>
                         <a:ext uri="{28A0092B-C50C-407E-A947-70E740481C1C}">
                           <a14:useLocalDpi xmlns:a14="http://schemas.microsoft.com/office/drawing/2010/main" val="0"/>
@@ -128,7 +128,7 @@
                   <pic:spPr>
                     <a:xfrm>
                       <a:off x="0" y="0"/>
-                      <a:ext cx="5943600" cy="2151380"/>
+                      <a:ext cx="5943600" cy="3091180"/>
                     </a:xfrm>
                     <a:prstGeom prst="rect">
                       <a:avLst/>
@@ -195,9 +195,6 @@
         </w:drawing>
       </w:r>
     </w:p>
-    <w:p/>
-    <w:p/>
-    <w:p/>
     <w:p>
       <w:r>
         <w:lastRenderedPageBreak/>
@@ -210,10 +207,10 @@
           <w:noProof/>
         </w:rPr>
         <w:drawing>
-          <wp:inline distT="0" distB="0" distL="0" distR="0" wp14:anchorId="6AC80453" wp14:editId="36EED4B4">
-            <wp:extent cx="5422900" cy="2159000"/>
+          <wp:inline distT="0" distB="0" distL="0" distR="0" wp14:anchorId="1359D5ED" wp14:editId="39C61869">
+            <wp:extent cx="5943600" cy="2439670"/>
             <wp:effectExtent l="0" t="0" r="0" b="0"/>
-            <wp:docPr id="1254433038" name="Picture 4"/>
+            <wp:docPr id="1939315725" name="Picture 7"/>
             <wp:cNvGraphicFramePr>
               <a:graphicFrameLocks xmlns:a="http://schemas.openxmlformats.org/drawingml/2006/main" noChangeAspect="1"/>
             </wp:cNvGraphicFramePr>
@@ -221,7 +218,7 @@
               <a:graphicData uri="http://schemas.openxmlformats.org/drawingml/2006/picture">
                 <pic:pic xmlns:pic="http://schemas.openxmlformats.org/drawingml/2006/picture">
                   <pic:nvPicPr>
-                    <pic:cNvPr id="1254433038" name="Picture 1254433038"/>
+                    <pic:cNvPr id="1939315725" name="Picture 1939315725"/>
                     <pic:cNvPicPr/>
                   </pic:nvPicPr>
                   <pic:blipFill>
@@ -239,7 +236,7 @@
                   <pic:spPr>
                     <a:xfrm>
                       <a:off x="0" y="0"/>
-                      <a:ext cx="5422900" cy="2159000"/>
+                      <a:ext cx="5943600" cy="2439670"/>
                     </a:xfrm>
                     <a:prstGeom prst="rect">
                       <a:avLst/>
